--- a/cf/jm/u/files/u003.docx
+++ b/cf/jm/u/files/u003.docx
@@ -20,7 +20,7 @@
     </w:p>
     <w:p>
       <w:r>
-        <w:t>請針對每個題目，把答案填在「回答：」後面（越具體越好）；填好後請放回您的部門資料夾即可，不需回信。</w:t>
+        <w:t>這份問卷是想更了解您的實際作業，好把您的 AI 助理做得更貼近需求。第一部分請把答案填在「回答：」後面（越具體越好）；第二部分只是先讓您了解，之後用的時候再一起調整，不用現在填。填好後放回您的部門資料夾即可，不需回信。</w:t>
       </w:r>
     </w:p>
     <w:p>
@@ -32,8 +32,16 @@
       </w:r>
     </w:p>
     <w:p>
+      <w:pPr>
+        <w:pStyle w:val="Heading2"/>
+      </w:pPr>
       <w:r>
-        <w:t>1. 合約／歷史採購清單的真實欄位有哪些？可否提供一份匯出檔（品項規格命名、合約效期）？</w:t>
+        <w:t>一、請您提供或確認的事情</w:t>
+      </w:r>
+    </w:p>
+    <w:p>
+      <w:r>
+        <w:t>1. 這個 AI 助手是要幫誰、做哪件事？（幫總務把廠商報價單整理、比價，做成簽呈和比價 Excel）</w:t>
       </w:r>
     </w:p>
     <w:p>
@@ -43,7 +51,7 @@
     </w:p>
     <w:p>
       <w:r>
-        <w:t>2. 廠商報價單是 PDF、影像還是可貼上的內容？不同廠商版面差異大嗎？</w:t>
+        <w:t>2. 資料從哪裡來？（廠商依需求提供的報價單，PDF 或圖片，或直接貼上內容）</w:t>
       </w:r>
     </w:p>
     <w:p>
@@ -53,7 +61,7 @@
     </w:p>
     <w:p>
       <w:r>
-        <w:t>3. 漲跌幅異常與單一報價的處理門檻為何？漲幅超過多少要特別標示？</w:t>
+        <w:t>3. 要 AI 交出什麼？（一張比價對照表草稿加一份簽呈草稿，存公用槽，印出後跑簽核用印）</w:t>
       </w:r>
     </w:p>
     <w:p>
@@ -63,7 +71,7 @@
     </w:p>
     <w:p>
       <w:r>
-        <w:t>4. 簽呈的標準範本與固定段落為何？可否提供空白樣張？</w:t>
+        <w:t>4. AI 一步步要做什麼？（讀每份報價單→抓品項、規格、單價→跟合約或歷史採購清單比→算漲跌幅、標最低價和異常→列待補→交人覆核）</w:t>
       </w:r>
     </w:p>
     <w:p>
@@ -73,7 +81,7 @@
     </w:p>
     <w:p>
       <w:r>
-        <w:t>5. 資產管理欄位（資產編號、保管人、地點）是否要併入此 Agent 一起處理？</w:t>
+        <w:t>5. AI 要對照哪份「標準答案」？（合約或歷史採購清單，就是這個品項以前跟誰買、多少錢的那份紀錄；跟料號/BOM 無關）</w:t>
       </w:r>
     </w:p>
     <w:p>
@@ -83,12 +91,45 @@
     </w:p>
     <w:p>
       <w:r>
-        <w:t>6. 同品項規格命名是否統一？如何判定兩份報價是否為同規格可比？</w:t>
+        <w:t>6. 有哪些界線 AI 不能踩？（規格不一樣不能硬比價、不能替你決標或用印，只做比價和簽呈草稿）</w:t>
       </w:r>
     </w:p>
     <w:p>
       <w:r>
         <w:t>回答：</w:t>
+      </w:r>
+    </w:p>
+    <w:p>
+      <w:pPr>
+        <w:pStyle w:val="Heading2"/>
+      </w:pPr>
+      <w:r>
+        <w:t>二、要用了之後、跟 AI 一起調整的事情（先了解即可，不用現在填）</w:t>
+      </w:r>
+    </w:p>
+    <w:p>
+      <w:r>
+        <w:t>• 第一次先丟三家同品項的真報價單試跑，看它抓的單價、規格對不對，最低價有沒有標對，抓錯就補範例</w:t>
+      </w:r>
+    </w:p>
+    <w:p>
+      <w:r>
+        <w:t>• 教它「規格不同不能直接比」（例如 70 磅紙和 80 磅紙），遇到規格對不上就要它標『規格待確認』而不是硬比</w:t>
+      </w:r>
+    </w:p>
+    <w:p>
+      <w:r>
+        <w:t>• 合約或歷史採購清單之後有更新，記得換上去，它才會用最新的價格當比對基準</w:t>
+      </w:r>
+    </w:p>
+    <w:p>
+      <w:r>
+        <w:t>• 把「漲幅超過多少要提醒」「只有一家報價要不要標」這些門檻告訴它，之後再依實務調整</w:t>
+      </w:r>
+    </w:p>
+    <w:p>
+      <w:r>
+        <w:t>• 用一段時間後把常見的廠商報價版面、簽呈固定段落補進去，產出會越來越貼近你們的格式</w:t>
       </w:r>
     </w:p>
     <w:p/>
@@ -101,8 +142,16 @@
       </w:r>
     </w:p>
     <w:p>
+      <w:pPr>
+        <w:pStyle w:val="Heading2"/>
+      </w:pPr>
       <w:r>
-        <w:t>1. 現行合約清單的真實欄位有哪些？可否提供匯出檔（含合約效期、續約條件）？</w:t>
+        <w:t>一、請您提供或確認的事情</w:t>
+      </w:r>
+    </w:p>
+    <w:p>
+      <w:r>
+        <w:t>1. 這個 AI 助手是要幫誰、做哪件事？（幫總務每年處理合約續約或新合約的比價，做成 Excel 和簽呈）</w:t>
       </w:r>
     </w:p>
     <w:p>
@@ -112,7 +161,7 @@
     </w:p>
     <w:p>
       <w:r>
-        <w:t>2. 各廠商續約／新約報價是 PDF、影像還是可貼上內容？</w:t>
+        <w:t>2. 資料從哪裡來？（同仁提出的需求，加上廠商提供的報價，PDF 或貼上內容）</w:t>
       </w:r>
     </w:p>
     <w:p>
@@ -122,7 +171,7 @@
     </w:p>
     <w:p>
       <w:r>
-        <w:t>3. 漲幅異常與單一報價的處理門檻為何？年度預算對照基準如何取得？</w:t>
+        <w:t>3. 要 AI 交出什麼？（一張續約/新約比價表草稿加簽呈草稿，存公用槽，跑簽呈用印流程）</w:t>
       </w:r>
     </w:p>
     <w:p>
@@ -132,7 +181,7 @@
     </w:p>
     <w:p>
       <w:r>
-        <w:t>4. 簽呈的標準範本與固定段落為何？可否提供空白樣張？</w:t>
+        <w:t>4. AI 一步步要做什麼？（讀需求和各家報價→跟現行合約清單比→算續約漲跌幅、新約找最低→標異常→列待補→交人覆核）</w:t>
       </w:r>
     </w:p>
     <w:p>
@@ -142,7 +191,7 @@
     </w:p>
     <w:p>
       <w:r>
-        <w:t>5. 續約提前多久要啟動比價？是否有到期預警的時間規則？</w:t>
+        <w:t>5. AI 要對照哪份「標準答案」？（現行合約清單，就是現在跟誰簽、單價多少、合約什麼時候到期的那份；跟料號/BOM 無關）</w:t>
       </w:r>
     </w:p>
     <w:p>
@@ -152,12 +201,45 @@
     </w:p>
     <w:p>
       <w:r>
-        <w:t>6. 軟體授權等有調幅上限的合約，如何在比價時自動比對上限？</w:t>
+        <w:t>6. 有哪些界線 AI 不能踩？（規格不同不能硬比、不能替你直接續約或用印，只做比價和簽呈草稿）</w:t>
       </w:r>
     </w:p>
     <w:p>
       <w:r>
         <w:t>回答：</w:t>
+      </w:r>
+    </w:p>
+    <w:p>
+      <w:pPr>
+        <w:pStyle w:val="Heading2"/>
+      </w:pPr>
+      <w:r>
+        <w:t>二、要用了之後、跟 AI 一起調整的事情（先了解即可，不用現在填）</w:t>
+      </w:r>
+    </w:p>
+    <w:p>
+      <w:r>
+        <w:t>• 第一次先拿一份真的續約案（例如清潔外包）試跑，看它算的漲跌幅、標的合約到期日對不對，錯就修正說明</w:t>
+      </w:r>
+    </w:p>
+    <w:p>
+      <w:r>
+        <w:t>• 常見的年度合約（清潔保全、設備保養、耗材年約、軟體年費）有各自的比法，可以分別教它怎麼看</w:t>
+      </w:r>
+    </w:p>
+    <w:p>
+      <w:r>
+        <w:t>• 現行合約清單之後有異動（換廠商、改單價、續約），記得更新，它才會拿最新合約當比對基準</w:t>
+      </w:r>
+    </w:p>
+    <w:p>
+      <w:r>
+        <w:t>• 把「漲幅多少要示警」「只有一家報價建議補比價」這些規則告訴它，之後依實務再調</w:t>
+      </w:r>
+    </w:p>
+    <w:p>
+      <w:r>
+        <w:t>• 用一陣子後把你們簽呈的固定段落、預算對照方式補進去，每次產出更省改稿時間</w:t>
       </w:r>
     </w:p>
     <w:p/>
